--- a/frontend/public/documents/prepza-dpia-template.docx
+++ b/frontend/public/documents/prepza-dpia-template.docx
@@ -16,7 +16,7 @@
         <w:pStyle w:val="FirstParagraph"/>
       </w:pPr>
       <w:r>
-        <w:t xml:space="preserve">Version: 2026-10-06</w:t>
+        <w:t xml:space="preserve">Version: 2026-10-08</w:t>
       </w:r>
       <w:r>
         <w:br/>
@@ -848,6 +848,75 @@
     <w:p>
       <w:pPr>
         <w:pStyle w:val="FirstParagraph"/>
+      </w:pPr>
+      <w:r>
+        <w:rPr>
+          <w:b/>
+          <w:bCs/>
+        </w:rPr>
+        <w:t xml:space="preserve">Tools you connect</w:t>
+      </w:r>
+      <w:r>
+        <w:t xml:space="preserve"> </w:t>
+      </w:r>
+      <w:r>
+        <w:t xml:space="preserve">(your own recipients, not prepza’s sub-processors; delete the ones you don’t</w:t>
+      </w:r>
+      <w:r>
+        <w:t xml:space="preserve"> </w:t>
+      </w:r>
+      <w:r>
+        <w:t xml:space="preserve">use):</w:t>
+      </w:r>
+      <w:r>
+        <w:t xml:space="preserve"> </w:t>
+      </w:r>
+      <w:r>
+        <w:rPr>
+          <w:b/>
+          <w:bCs/>
+        </w:rPr>
+        <w:t xml:space="preserve">[COMPANY: your applicant tracking system (Workable, Greenhouse, Teamtailor, Recruitee or</w:t>
+      </w:r>
+      <w:r>
+        <w:rPr>
+          <w:b/>
+          <w:bCs/>
+        </w:rPr>
+        <w:t xml:space="preserve"> </w:t>
+      </w:r>
+      <w:r>
+        <w:rPr>
+          <w:b/>
+          <w:bCs/>
+        </w:rPr>
+        <w:t xml:space="preserve">Breezy HR), your Slack workspace, your own systems through prepza’s API and web hooks]</w:t>
+      </w:r>
+      <w:r>
+        <w:t xml:space="preserve">. They</w:t>
+      </w:r>
+      <w:r>
+        <w:t xml:space="preserve"> </w:t>
+      </w:r>
+      <w:r>
+        <w:t xml:space="preserve">receive candidates’ emails, grades, whether the grade reached the passing grade, integrity signals</w:t>
+      </w:r>
+      <w:r>
+        <w:t xml:space="preserve"> </w:t>
+      </w:r>
+      <w:r>
+        <w:t xml:space="preserve">and a link to the results; your applicant tracking system also sends prepza the email and id of</w:t>
+      </w:r>
+      <w:r>
+        <w:t xml:space="preserve"> </w:t>
+      </w:r>
+      <w:r>
+        <w:t xml:space="preserve">each candidate you move to a linked stage, kept 12 months.</w:t>
+      </w:r>
+    </w:p>
+    <w:p>
+      <w:pPr>
+        <w:pStyle w:val="BodyText"/>
       </w:pPr>
       <w:r>
         <w:rPr>
@@ -1447,7 +1516,7 @@
               <w:pStyle w:val="Compact"/>
             </w:pPr>
             <w:r>
-              <w:t xml:space="preserve">Your topic review and trial run; answer keys checked before release; statistics and reports flag questions for a fix, and corrected keys re-mark past answers</w:t>
+              <w:t xml:space="preserve">Your topic review and trial run; a sample of answer keys per topic checked before release; statistics and reports flag questions for a fix, and corrected keys re-mark past answers</w:t>
             </w:r>
           </w:p>
         </w:tc>

--- a/frontend/public/documents/prepza-dpia-template.docx
+++ b/frontend/public/documents/prepza-dpia-template.docx
@@ -673,6 +673,30 @@
               <w:pStyle w:val="Compact"/>
             </w:pPr>
             <w:r>
+              <w:t xml:space="preserve">Email opt-outs</w:t>
+            </w:r>
+          </w:p>
+        </w:tc>
+        <w:tc>
+          <w:tcPr/>
+          <w:p>
+            <w:pPr>
+              <w:pStyle w:val="Compact"/>
+            </w:pPr>
+            <w:r>
+              <w:t xml:space="preserve">A one-way hash of the email address of a candidate who stops your emails (or one interview’s reminders) through the link in prepza’s invites and reminders</w:t>
+            </w:r>
+          </w:p>
+        </w:tc>
+      </w:tr>
+      <w:tr>
+        <w:tc>
+          <w:tcPr/>
+          <w:p>
+            <w:pPr>
+              <w:pStyle w:val="Compact"/>
+            </w:pPr>
+            <w:r>
               <w:t xml:space="preserve">Special categories</w:t>
             </w:r>
           </w:p>
@@ -971,7 +995,13 @@
         <w:t xml:space="preserve"> </w:t>
       </w:r>
       <w:r>
-        <w:t xml:space="preserve">records: 90 days. Database backups: 14 days, then overwritten.</w:t>
+        <w:t xml:space="preserve">records: 90 days. Candidates’ requests to stop your emails: until your company is deleted.</w:t>
+      </w:r>
+      <w:r>
+        <w:t xml:space="preserve"> </w:t>
+      </w:r>
+      <w:r>
+        <w:t xml:space="preserve">Database backups: 14 days, then overwritten.</w:t>
       </w:r>
       <w:r>
         <w:t xml:space="preserve"> </w:t>
@@ -1232,7 +1262,7 @@
               <w:pStyle w:val="Compact"/>
             </w:pPr>
             <w:r>
-              <w:t xml:space="preserve">Invite page tells candidates what to expect, that leaving the page and copying are recorded, that questions are AI-written, that people at your company decide and can review their result, and to ask you for more time if needed.</w:t>
+              <w:t xml:space="preserve">Invite page tells candidates what to expect, that leaving the page and copying are recorded, that questions are AI-written, that people at your company decide and can review their result, and to ask you for more time if needed. Invites and reminders have links to stop your emails or that interview’s reminders.</w:t>
             </w:r>
             <w:r>
               <w:t xml:space="preserve"> </w:t>
@@ -1300,7 +1330,7 @@
               <w:t xml:space="preserve"> </w:t>
             </w:r>
             <w:r>
-              <w:t xml:space="preserve">process; candidates can also write to prepza, who passes requests on</w:t>
+              <w:t xml:space="preserve">process; stopping your emails: the link in prepza’s invites and reminders, after which an invite to them shows as undelivered; candidates can also write to prepza, who passes requests on</w:t>
             </w:r>
           </w:p>
         </w:tc>

--- a/frontend/public/documents/prepza-dpia-template.docx
+++ b/frontend/public/documents/prepza-dpia-template.docx
@@ -16,7 +16,7 @@
         <w:pStyle w:val="FirstParagraph"/>
       </w:pPr>
       <w:r>
-        <w:t xml:space="preserve">Version: 2026-10-08</w:t>
+        <w:t xml:space="preserve">Version: 2026-10-10</w:t>
       </w:r>
       <w:r>
         <w:br/>
@@ -473,6 +473,42 @@
     </w:p>
     <w:p>
       <w:pPr>
+        <w:pStyle w:val="Compact"/>
+        <w:numPr>
+          <w:ilvl w:val="0"/>
+          <w:numId w:val="1001"/>
+        </w:numPr>
+      </w:pPr>
+      <w:r>
+        <w:t xml:space="preserve">Your team can ask prepza’s assistant about interviews, candidates and results, in the app or</w:t>
+      </w:r>
+      <w:r>
+        <w:t xml:space="preserve"> </w:t>
+      </w:r>
+      <w:r>
+        <w:t xml:space="preserve">through an AI app a member connects to their own prepza account (such as Claude or ChatGPT).</w:t>
+      </w:r>
+      <w:r>
+        <w:t xml:space="preserve"> </w:t>
+      </w:r>
+      <w:r>
+        <w:t xml:space="preserve">It reads with that member’s access and role, can summarise and compare candidates, and can</w:t>
+      </w:r>
+      <w:r>
+        <w:t xml:space="preserve"> </w:t>
+      </w:r>
+      <w:r>
+        <w:t xml:space="preserve">act for them (inviting, changing a pass mark, revoking): in the app each action waits for their</w:t>
+      </w:r>
+      <w:r>
+        <w:t xml:space="preserve"> </w:t>
+      </w:r>
+      <w:r>
+        <w:t xml:space="preserve">confirmation; through an AI app, whether to ask first is up to that app.</w:t>
+      </w:r>
+    </w:p>
+    <w:p>
+      <w:pPr>
         <w:pStyle w:val="FirstParagraph"/>
       </w:pPr>
       <w:r>
@@ -812,13 +848,31 @@
         <w:t xml:space="preserve"> </w:t>
       </w:r>
       <w:r>
-        <w:t xml:space="preserve">picked each option, and the reasons questions were reported, never reporters’ comments,</w:t>
-      </w:r>
-      <w:r>
-        <w:t xml:space="preserve"> </w:t>
-      </w:r>
-      <w:r>
-        <w:t xml:space="preserve">candidates’ emails or individual answers).</w:t>
+        <w:t xml:space="preserve">picked each option, and the reasons questions were reported, never reporters’ comments. The</w:t>
+      </w:r>
+      <w:r>
+        <w:t xml:space="preserve"> </w:t>
+      </w:r>
+      <w:r>
+        <w:t xml:space="preserve">assistant’s answers: the member’s questions and the data its tools read with their access,</w:t>
+      </w:r>
+      <w:r>
+        <w:t xml:space="preserve"> </w:t>
+      </w:r>
+      <w:r>
+        <w:t xml:space="preserve">which can include candidates’ emails, names, grades and integrity signals; voice messages</w:t>
+      </w:r>
+      <w:r>
+        <w:t xml:space="preserve"> </w:t>
+      </w:r>
+      <w:r>
+        <w:t xml:space="preserve">turned into text. prepza tells OpenAI not to store it; under OpenAI’s API terms it keeps the</w:t>
+      </w:r>
+      <w:r>
+        <w:t xml:space="preserve"> </w:t>
+      </w:r>
+      <w:r>
+        <w:t xml:space="preserve">data for at most 30 days, only to check for abuse, and uses none of it for training).</w:t>
       </w:r>
     </w:p>
     <w:p>
@@ -947,6 +1001,64 @@
           <w:b/>
           <w:bCs/>
         </w:rPr>
+        <w:t xml:space="preserve">AI apps your members connect</w:t>
+      </w:r>
+      <w:r>
+        <w:t xml:space="preserve"> </w:t>
+      </w:r>
+      <w:r>
+        <w:t xml:space="preserve">(the member’s own recipients, not prepza’s sub-processors):</w:t>
+      </w:r>
+      <w:r>
+        <w:t xml:space="preserve"> </w:t>
+      </w:r>
+      <w:r>
+        <w:t xml:space="preserve">an app such as Claude (Anthropic) or ChatGPT (OpenAI) that a member connects to their prepza</w:t>
+      </w:r>
+      <w:r>
+        <w:t xml:space="preserve"> </w:t>
+      </w:r>
+      <w:r>
+        <w:t xml:space="preserve">account receives what that member asks it to read, within their role, including candidates’</w:t>
+      </w:r>
+      <w:r>
+        <w:t xml:space="preserve"> </w:t>
+      </w:r>
+      <w:r>
+        <w:t xml:space="preserve">data, under the app provider’s own terms.</w:t>
+      </w:r>
+      <w:r>
+        <w:t xml:space="preserve"> </w:t>
+      </w:r>
+      <w:r>
+        <w:rPr>
+          <w:b/>
+          <w:bCs/>
+        </w:rPr>
+        <w:t xml:space="preserve">[COMPANY]</w:t>
+      </w:r>
+      <w:r>
+        <w:t xml:space="preserve"> </w:t>
+      </w:r>
+      <w:r>
+        <w:t xml:space="preserve">decide whether members may connect them,</w:t>
+      </w:r>
+      <w:r>
+        <w:t xml:space="preserve"> </w:t>
+      </w:r>
+      <w:r>
+        <w:t xml:space="preserve">and under which terms (for example, only your organisation’s business plans of those apps).</w:t>
+      </w:r>
+    </w:p>
+    <w:p>
+      <w:pPr>
+        <w:pStyle w:val="BodyText"/>
+      </w:pPr>
+      <w:r>
+        <w:rPr>
+          <w:b/>
+          <w:bCs/>
+        </w:rPr>
         <w:t xml:space="preserve">International transfers.</w:t>
       </w:r>
       <w:r>
@@ -995,7 +1107,25 @@
         <w:t xml:space="preserve"> </w:t>
       </w:r>
       <w:r>
-        <w:t xml:space="preserve">records: 90 days. Candidates’ requests to stop your emails: until your company is deleted.</w:t>
+        <w:t xml:space="preserve">records: 90 days. Assistant conversations: 90 days after the last message, and at once when your</w:t>
+      </w:r>
+      <w:r>
+        <w:t xml:space="preserve"> </w:t>
+      </w:r>
+      <w:r>
+        <w:t xml:space="preserve">company is deleted. AI app connections: until the member disconnects one or deletes their</w:t>
+      </w:r>
+      <w:r>
+        <w:t xml:space="preserve"> </w:t>
+      </w:r>
+      <w:r>
+        <w:t xml:space="preserve">account, and 90 days after its last use. Candidates’ requests to stop your emails: until your</w:t>
+      </w:r>
+      <w:r>
+        <w:t xml:space="preserve"> </w:t>
+      </w:r>
+      <w:r>
+        <w:t xml:space="preserve">company is deleted.</w:t>
       </w:r>
       <w:r>
         <w:t xml:space="preserve"> </w:t>
@@ -1696,6 +1826,92 @@
               <w:pStyle w:val="Compact"/>
             </w:pPr>
             <w:r>
+              <w:t xml:space="preserve">Over-reliance on the assistant’s summaries or comparisons</w:t>
+            </w:r>
+          </w:p>
+        </w:tc>
+        <w:tc>
+          <w:tcPr/>
+          <w:p>
+            <w:pPr>
+              <w:pStyle w:val="Compact"/>
+            </w:pPr>
+            <w:r>
+              <w:t xml:space="preserve">AI-written answers about candidates</w:t>
+            </w:r>
+          </w:p>
+        </w:tc>
+        <w:tc>
+          <w:tcPr/>
+          <w:p>
+            <w:pPr>
+              <w:pStyle w:val="Compact"/>
+            </w:pPr>
+            <w:r>
+              <w:t xml:space="preserve">It answers only from the data its tools read, says the AI can be wrong, makes no decision, and asks before every action in the app; audit log marks results read through it</w:t>
+            </w:r>
+          </w:p>
+        </w:tc>
+        <w:tc>
+          <w:tcPr/>
+          <w:p>
+            <w:pPr>
+              <w:pStyle w:val="Compact"/>
+            </w:pPr>
+          </w:p>
+        </w:tc>
+      </w:tr>
+      <w:tr>
+        <w:tc>
+          <w:tcPr/>
+          <w:p>
+            <w:pPr>
+              <w:pStyle w:val="Compact"/>
+            </w:pPr>
+            <w:r>
+              <w:t xml:space="preserve">Candidates’ data in an AI app outside your control</w:t>
+            </w:r>
+          </w:p>
+        </w:tc>
+        <w:tc>
+          <w:tcPr/>
+          <w:p>
+            <w:pPr>
+              <w:pStyle w:val="Compact"/>
+            </w:pPr>
+            <w:r>
+              <w:t xml:space="preserve">A member connecting Claude, ChatGPT or another app</w:t>
+            </w:r>
+          </w:p>
+        </w:tc>
+        <w:tc>
+          <w:tcPr/>
+          <w:p>
+            <w:pPr>
+              <w:pStyle w:val="Compact"/>
+            </w:pPr>
+            <w:r>
+              <w:t xml:space="preserve">Only the member’s own access; deleting an account or a company is impossible through an app; connections end when disconnected or unused for 90 days</w:t>
+            </w:r>
+          </w:p>
+        </w:tc>
+        <w:tc>
+          <w:tcPr/>
+          <w:p>
+            <w:pPr>
+              <w:pStyle w:val="Compact"/>
+            </w:pPr>
+          </w:p>
+        </w:tc>
+      </w:tr>
+      <w:tr>
+        <w:tc>
+          <w:tcPr/>
+          <w:p>
+            <w:pPr>
+              <w:pStyle w:val="Compact"/>
+            </w:pPr>
+            <w:r>
               <w:t xml:space="preserve">Lack of transparency</w:t>
             </w:r>
           </w:p>
@@ -1949,6 +2165,18 @@
         <w:numPr>
           <w:ilvl w:val="0"/>
           <w:numId w:val="1012"/>
+        </w:numPr>
+      </w:pPr>
+      <w:r>
+        <w:t xml:space="preserve">Decided whether members may use the assistant and connect AI apps, and under which terms</w:t>
+      </w:r>
+    </w:p>
+    <w:p>
+      <w:pPr>
+        <w:pStyle w:val="Compact"/>
+        <w:numPr>
+          <w:ilvl w:val="0"/>
+          <w:numId w:val="1013"/>
         </w:numPr>
       </w:pPr>
       <w:r>
@@ -2622,6 +2850,9 @@
     <w:abstractNumId w:val="992"/>
   </w:num>
   <w:num w:numId="1012">
+    <w:abstractNumId w:val="992"/>
+  </w:num>
+  <w:num w:numId="1013">
     <w:abstractNumId w:val="992"/>
   </w:num>
 </w:numbering>

--- a/frontend/public/documents/prepza-dpia-template.docx
+++ b/frontend/public/documents/prepza-dpia-template.docx
@@ -16,7 +16,7 @@
         <w:pStyle w:val="FirstParagraph"/>
       </w:pPr>
       <w:r>
-        <w:t xml:space="preserve">Version: 2026-10-10</w:t>
+        <w:t xml:space="preserve">Version: 2026-10-14</w:t>
       </w:r>
       <w:r>
         <w:br/>
@@ -81,19 +81,25 @@
         <w:t xml:space="preserve"> </w:t>
       </w:r>
       <w:r>
-        <w:t xml:space="preserve">are yours to complete. Parts already filled describe prepza as of the version date;</w:t>
-      </w:r>
-      <w:r>
-        <w:t xml:space="preserve"> </w:t>
-      </w:r>
-      <w:r>
-        <w:t xml:space="preserve">the current data processing agreement (prepza.ai/dpa) and privacy policy (prepza.ai/privacy) take</w:t>
-      </w:r>
-      <w:r>
-        <w:t xml:space="preserve"> </w:t>
-      </w:r>
-      <w:r>
-        <w:t xml:space="preserve">precedence. This is a template, not legal advice.</w:t>
+        <w:t xml:space="preserve">are yours to complete. Parts already filled describe prepza as of the version date,</w:t>
+      </w:r>
+      <w:r>
+        <w:t xml:space="preserve"> </w:t>
+      </w:r>
+      <w:r>
+        <w:t xml:space="preserve">matching the data processing agreement (prepza.ai/dpa) and privacy policy (prepza.ai/privacy) of</w:t>
+      </w:r>
+      <w:r>
+        <w:t xml:space="preserve"> </w:t>
+      </w:r>
+      <w:r>
+        <w:t xml:space="preserve">the same date; if either changes, the current version applies, and prepza emails your owners and</w:t>
+      </w:r>
+      <w:r>
+        <w:t xml:space="preserve"> </w:t>
+      </w:r>
+      <w:r>
+        <w:t xml:space="preserve">admins about a significant change to the agreement at least 14 days before it applies.</w:t>
       </w:r>
     </w:p>
     <w:p>
@@ -216,7 +222,7 @@
               <w:pStyle w:val="Compact"/>
             </w:pPr>
             <w:r>
-              <w:t xml:space="preserve">Arcolabs OÜ, registry code 17587452, Sepapaja tn 6, 15551 Tallinn, Harju maakond, Estonia; hello@prepza.ai</w:t>
+              <w:t xml:space="preserve">Arcolabs OÜ, registry code 17587452, Sepapaja tn 6, 15551 Tallinn, Harju maakond, Estonia; hello@prepza.ai (no DPO is required; this address handles data protection)</w:t>
             </w:r>
           </w:p>
         </w:tc>
@@ -420,19 +426,25 @@
         </w:numPr>
       </w:pPr>
       <w:r>
-        <w:t xml:space="preserve">You invite candidates by email (or share a link). Each invited candidate signs in (Google,</w:t>
-      </w:r>
-      <w:r>
-        <w:t xml:space="preserve"> </w:t>
-      </w:r>
-      <w:r>
-        <w:t xml:space="preserve">LinkedIn or GitHub) with the invited email address, and gets a random subset of questions with a</w:t>
-      </w:r>
-      <w:r>
-        <w:t xml:space="preserve"> </w:t>
-      </w:r>
-      <w:r>
-        <w:t xml:space="preserve">timer on each.</w:t>
+        <w:t xml:space="preserve">You invite candidates by email (or share a link); if you connect them, your applicant tracking</w:t>
+      </w:r>
+      <w:r>
+        <w:t xml:space="preserve"> </w:t>
+      </w:r>
+      <w:r>
+        <w:t xml:space="preserve">system (Workable, Greenhouse, Teamtailor, Recruitee or Breezy HR) or your own systems (through</w:t>
+      </w:r>
+      <w:r>
+        <w:t xml:space="preserve"> </w:t>
+      </w:r>
+      <w:r>
+        <w:t xml:space="preserve">prepza’s API) invite them too. Each invited candidate signs in (Google, LinkedIn or GitHub) with</w:t>
+      </w:r>
+      <w:r>
+        <w:t xml:space="preserve"> </w:t>
+      </w:r>
+      <w:r>
+        <w:t xml:space="preserve">the invited email address, and gets a random subset of questions with a timer on each.</w:t>
       </w:r>
     </w:p>
     <w:p>
@@ -468,7 +480,19 @@
         </w:numPr>
       </w:pPr>
       <w:r>
-        <w:t xml:space="preserve">You review results and decide. prepza sends candidates no decision.</w:t>
+        <w:t xml:space="preserve">You review results and decide. prepza sends candidates no decision. If you connect them, prepza</w:t>
+      </w:r>
+      <w:r>
+        <w:t xml:space="preserve"> </w:t>
+      </w:r>
+      <w:r>
+        <w:t xml:space="preserve">also sends results to your applicant tracking system (as a note), your Slack channel (the</w:t>
+      </w:r>
+      <w:r>
+        <w:t xml:space="preserve"> </w:t>
+      </w:r>
+      <w:r>
+        <w:t xml:space="preserve">notifications you choose) and your own systems (through the API and web hooks).</w:t>
       </w:r>
     </w:p>
     <w:p>
@@ -576,7 +600,7 @@
               <w:pStyle w:val="Compact"/>
             </w:pPr>
             <w:r>
-              <w:t xml:space="preserve">Invited email address; name and account id from sign-in</w:t>
+              <w:t xml:space="preserve">Invited email address; name (from you, your applicant tracking system or the sign-in) and account id from sign-in; the candidate’s id in your applicant tracking system, if it sent them</w:t>
             </w:r>
           </w:p>
         </w:tc>
@@ -824,13 +848,13 @@
         </w:numPr>
       </w:pPr>
       <w:r>
-        <w:t xml:space="preserve">Google Cloud (hosting, database, events, in the EU region europe-west1) and Google Firebase</w:t>
-      </w:r>
-      <w:r>
-        <w:t xml:space="preserve"> </w:t>
-      </w:r>
-      <w:r>
-        <w:t xml:space="preserve">(sign-in).</w:t>
+        <w:t xml:space="preserve">Google Cloud (hosting, database, events; EU, Belgium, region europe-west1) and Google Firebase</w:t>
+      </w:r>
+      <w:r>
+        <w:t xml:space="preserve"> </w:t>
+      </w:r>
+      <w:r>
+        <w:t xml:space="preserve">(sign-in; Google LLC, United States, under the EU-US Data Privacy Framework).</w:t>
       </w:r>
     </w:p>
     <w:p>
@@ -872,7 +896,19 @@
         <w:t xml:space="preserve"> </w:t>
       </w:r>
       <w:r>
-        <w:t xml:space="preserve">data for at most 30 days, only to check for abuse, and uses none of it for training).</w:t>
+        <w:t xml:space="preserve">data for at most 30 days, only to check for abuse, and uses none of it for training. OpenAI</w:t>
+      </w:r>
+      <w:r>
+        <w:t xml:space="preserve"> </w:t>
+      </w:r>
+      <w:r>
+        <w:t xml:space="preserve">Ireland Ltd, which transfers it to OpenAI in the United States under the European Commission’s</w:t>
+      </w:r>
+      <w:r>
+        <w:t xml:space="preserve"> </w:t>
+      </w:r>
+      <w:r>
+        <w:t xml:space="preserve">standard contractual clauses).</w:t>
       </w:r>
     </w:p>
     <w:p>
@@ -884,7 +920,7 @@
         </w:numPr>
       </w:pPr>
       <w:r>
-        <w:t xml:space="preserve">Resend (emails).</w:t>
+        <w:t xml:space="preserve">Resend (emails; EU, Ireland).</w:t>
       </w:r>
     </w:p>
     <w:p>
@@ -896,7 +932,7 @@
         </w:numPr>
       </w:pPr>
       <w:r>
-        <w:t xml:space="preserve">Sentry (error reports, without email addresses).</w:t>
+        <w:t xml:space="preserve">Google Workspace (prepza’s email inbox: messages from companies and candidates, and requests passed on to the company; Google Ireland Ltd, mail may be stored outside the EU under the EU-US Data Privacy Framework and standard contractual clauses).</w:t>
       </w:r>
     </w:p>
     <w:p>
@@ -908,7 +944,7 @@
         </w:numPr>
       </w:pPr>
       <w:r>
-        <w:t xml:space="preserve">Upstash (short-lived counters for limits and live updates).</w:t>
+        <w:t xml:space="preserve">Sentry (error reports, without email addresses; EU).</w:t>
       </w:r>
     </w:p>
     <w:p>
@@ -920,6 +956,18 @@
         </w:numPr>
       </w:pPr>
       <w:r>
+        <w:t xml:space="preserve">Upstash (short-lived counters for limits and live updates; EU, Belgium).</w:t>
+      </w:r>
+    </w:p>
+    <w:p>
+      <w:pPr>
+        <w:pStyle w:val="Compact"/>
+        <w:numPr>
+          <w:ilvl w:val="0"/>
+          <w:numId w:val="1002"/>
+        </w:numPr>
+      </w:pPr>
+      <w:r>
         <w:t xml:space="preserve">Paddle (payments; receives no candidate data).</w:t>
       </w:r>
     </w:p>
@@ -1025,7 +1073,41 @@
         <w:t xml:space="preserve"> </w:t>
       </w:r>
       <w:r>
-        <w:t xml:space="preserve">data, under the app provider’s own terms.</w:t>
+        <w:t xml:space="preserve">data, under the app provider’s own terms. AI apps never see the in-app notifications, and can’t</w:t>
+      </w:r>
+      <w:r>
+        <w:t xml:space="preserve"> </w:t>
+      </w:r>
+      <w:r>
+        <w:t xml:space="preserve">delete an account or a company. Your owners and admins decide whether members may use your</w:t>
+      </w:r>
+      <w:r>
+        <w:t xml:space="preserve"> </w:t>
+      </w:r>
+      <w:r>
+        <w:t xml:space="preserve">company’s data from AI apps:</w:t>
+      </w:r>
+      <w:r>
+        <w:t xml:space="preserve"> </w:t>
+      </w:r>
+      <w:r>
+        <w:rPr>
+          <w:b/>
+          <w:bCs/>
+        </w:rPr>
+        <w:t xml:space="preserve">Allow AI apps</w:t>
+      </w:r>
+      <w:r>
+        <w:t xml:space="preserve"> </w:t>
+      </w:r>
+      <w:r>
+        <w:t xml:space="preserve">on your company’s AI apps page (Integrations), on</w:t>
+      </w:r>
+      <w:r>
+        <w:t xml:space="preserve"> </w:t>
+      </w:r>
+      <w:r>
+        <w:t xml:space="preserve">unless they turn it off, each change recorded in your audit log.</w:t>
       </w:r>
       <w:r>
         <w:t xml:space="preserve"> </w:t>
@@ -1041,13 +1123,19 @@
         <w:t xml:space="preserve"> </w:t>
       </w:r>
       <w:r>
-        <w:t xml:space="preserve">decide whether members may connect them,</w:t>
-      </w:r>
-      <w:r>
-        <w:t xml:space="preserve"> </w:t>
-      </w:r>
-      <w:r>
-        <w:t xml:space="preserve">and under which terms (for example, only your organisation’s business plans of those apps).</w:t>
+        <w:t xml:space="preserve">record your</w:t>
+      </w:r>
+      <w:r>
+        <w:t xml:space="preserve"> </w:t>
+      </w:r>
+      <w:r>
+        <w:t xml:space="preserve">decision, and the terms you require (for example, only your organisation’s business plans of</w:t>
+      </w:r>
+      <w:r>
+        <w:t xml:space="preserve"> </w:t>
+      </w:r>
+      <w:r>
+        <w:t xml:space="preserve">those apps).</w:t>
       </w:r>
     </w:p>
     <w:p>
@@ -1065,19 +1153,25 @@
         <w:t xml:space="preserve"> </w:t>
       </w:r>
       <w:r>
-        <w:t xml:space="preserve">Some sub-processors are in the US. Transfers outside the EU are</w:t>
-      </w:r>
-      <w:r>
-        <w:t xml:space="preserve"> </w:t>
-      </w:r>
-      <w:r>
-        <w:t xml:space="preserve">covered by the EU-US Data Privacy Framework or the European Commission’s standard contractual</w:t>
-      </w:r>
-      <w:r>
-        <w:t xml:space="preserve"> </w:t>
-      </w:r>
-      <w:r>
-        <w:t xml:space="preserve">clauses (see the DPA).</w:t>
+        <w:t xml:space="preserve">Two sub-processors handle data in the United States: Google</w:t>
+      </w:r>
+      <w:r>
+        <w:t xml:space="preserve"> </w:t>
+      </w:r>
+      <w:r>
+        <w:t xml:space="preserve">Firebase (sign-in), under the EU-US Data Privacy Framework, and OpenAI, through OpenAI Ireland Ltd</w:t>
+      </w:r>
+      <w:r>
+        <w:t xml:space="preserve"> </w:t>
+      </w:r>
+      <w:r>
+        <w:t xml:space="preserve">under the European Commission’s standard contractual clauses. prepza gives a copy of the</w:t>
+      </w:r>
+      <w:r>
+        <w:t xml:space="preserve"> </w:t>
+      </w:r>
+      <w:r>
+        <w:t xml:space="preserve">safeguards on request. Transfers to tools you connect are yours to cover.</w:t>
       </w:r>
     </w:p>
     <w:p>
@@ -1101,13 +1195,19 @@
         <w:t xml:space="preserve"> </w:t>
       </w:r>
       <w:r>
-        <w:t xml:space="preserve">invite was last sent. Unstarted invites expire after 30 days. Job description text in generation</w:t>
-      </w:r>
-      <w:r>
-        <w:t xml:space="preserve"> </w:t>
-      </w:r>
-      <w:r>
-        <w:t xml:space="preserve">records: 90 days. Assistant conversations: 90 days after the last message, and at once when your</w:t>
+        <w:t xml:space="preserve">invite was last sent. Unstarted invites expire after 30 days. Candidates your applicant tracking</w:t>
+      </w:r>
+      <w:r>
+        <w:t xml:space="preserve"> </w:t>
+      </w:r>
+      <w:r>
+        <w:t xml:space="preserve">system sends: their email, name and id there, 12 months after they arrive. Job description text in</w:t>
+      </w:r>
+      <w:r>
+        <w:t xml:space="preserve"> </w:t>
+      </w:r>
+      <w:r>
+        <w:t xml:space="preserve">generation records: 90 days. Your company’s audit log: 24 months. Assistant conversations: 90 days after the last message, and at once when your</w:t>
       </w:r>
       <w:r>
         <w:t xml:space="preserve"> </w:t>
@@ -1150,7 +1250,13 @@
         <w:t xml:space="preserve"> </w:t>
       </w:r>
       <w:r>
-        <w:t xml:space="preserve">downloaded PDFs and notes.</w:t>
+        <w:t xml:space="preserve">downloaded PDFs and notes, and of what reached your applicant tracking system, Slack and own</w:t>
+      </w:r>
+      <w:r>
+        <w:t xml:space="preserve"> </w:t>
+      </w:r>
+      <w:r>
+        <w:t xml:space="preserve">systems.</w:t>
       </w:r>
     </w:p>
     <w:p>
@@ -1392,7 +1498,7 @@
               <w:pStyle w:val="Compact"/>
             </w:pPr>
             <w:r>
-              <w:t xml:space="preserve">Invite page tells candidates what to expect, that leaving the page and copying are recorded, that questions are AI-written, that people at your company decide and can review their result, and to ask you for more time if needed. Invites and reminders have links to stop your emails or that interview’s reminders.</w:t>
+              <w:t xml:space="preserve">Invite page tells candidates what to expect, whether prepza has verified your company, that leaving the page and copying are recorded, that questions are AI-written, that people at your company decide and can review their result, and to ask you for more time if needed. Invites and reminders have links to stop your emails or that interview’s reminders.</w:t>
             </w:r>
             <w:r>
               <w:t xml:space="preserve"> </w:t>
@@ -1444,7 +1550,7 @@
               <w:t xml:space="preserve"> </w:t>
             </w:r>
             <w:r>
-              <w:t xml:space="preserve">on the candidate’s page; objection:</w:t>
+              <w:t xml:space="preserve">on the candidate’s page (also deletes prepza’s copy of what your applicant tracking system sent; delete it in your own tools yourself); a candidate who deletes their prepza account erases their answers and results too; objection:</w:t>
             </w:r>
             <w:r>
               <w:t xml:space="preserve"> </w:t>
@@ -1676,7 +1782,7 @@
               <w:pStyle w:val="Compact"/>
             </w:pPr>
             <w:r>
-              <w:t xml:space="preserve">Your topic review and trial run; a sample of answer keys per topic checked before release; statistics and reports flag questions for a fix, and corrected keys re-mark past answers</w:t>
+              <w:t xml:space="preserve">Your topic review and trial run; a sample of answer keys per topic checked before release; statistics and reports flag questions for a fix, and a fix applies to candidates who start after it (past results don’t change)</w:t>
             </w:r>
           </w:p>
         </w:tc>
@@ -1891,7 +1997,7 @@
               <w:pStyle w:val="Compact"/>
             </w:pPr>
             <w:r>
-              <w:t xml:space="preserve">Only the member’s own access; deleting an account or a company is impossible through an app; connections end when disconnected or unused for 90 days</w:t>
+              <w:t xml:space="preserve">Only the member’s own access; your owners and admins can turn AI apps off for your company; no access to the in-app notifications; deleting an account or a company is impossible through an app; connections end when disconnected or unused for 90 days; your audit log marks what came through an app</w:t>
             </w:r>
           </w:p>
         </w:tc>
@@ -1955,6 +2061,49 @@
               <w:pStyle w:val="Compact"/>
             </w:pPr>
             <w:r>
+              <w:t xml:space="preserve">Results reaching the wrong place through your tools</w:t>
+            </w:r>
+          </w:p>
+        </w:tc>
+        <w:tc>
+          <w:tcPr/>
+          <w:p>
+            <w:pPr>
+              <w:pStyle w:val="Compact"/>
+            </w:pPr>
+            <w:r>
+              <w:t xml:space="preserve">Applicant tracking system, Slack, API keys and web hooks</w:t>
+            </w:r>
+          </w:p>
+        </w:tc>
+        <w:tc>
+          <w:tcPr/>
+          <w:p>
+            <w:pPr>
+              <w:pStyle w:val="Compact"/>
+            </w:pPr>
+            <w:r>
+              <w:t xml:space="preserve">Only owners and admins connect them; keys, tokens, Slack web hooks and web hook secrets stored encrypted, API keys only as a hash; each stops working when whoever made it is no longer an owner or admin; web hooks only to public HTTPS addresses, signed; events from an applicant tracking system accepted only with its signature</w:t>
+            </w:r>
+          </w:p>
+        </w:tc>
+        <w:tc>
+          <w:tcPr/>
+          <w:p>
+            <w:pPr>
+              <w:pStyle w:val="Compact"/>
+            </w:pPr>
+          </w:p>
+        </w:tc>
+      </w:tr>
+      <w:tr>
+        <w:tc>
+          <w:tcPr/>
+          <w:p>
+            <w:pPr>
+              <w:pStyle w:val="Compact"/>
+            </w:pPr>
+            <w:r>
               <w:t xml:space="preserve">Data breach</w:t>
             </w:r>
           </w:p>
@@ -1977,7 +2126,7 @@
               <w:pStyle w:val="Compact"/>
             </w:pPr>
             <w:r>
-              <w:t xml:space="preserve">Access controls, encryption by Google Cloud, error reports without emails, retention limits</w:t>
+              <w:t xml:space="preserve">Access controls, encryption by Google Cloud, error reports without emails, retention limits; prepza tells you within 48 hours where possible</w:t>
             </w:r>
           </w:p>
         </w:tc>
@@ -2168,7 +2317,13 @@
         </w:numPr>
       </w:pPr>
       <w:r>
-        <w:t xml:space="preserve">Decided whether members may use the assistant and connect AI apps, and under which terms</w:t>
+        <w:t xml:space="preserve">Decided whether members may use the assistant and AI apps (</w:t>
+      </w:r>
+      <w:r>
+        <w:t xml:space="preserve">“Allow AI apps”</w:t>
+      </w:r>
+      <w:r>
+        <w:t xml:space="preserve">), and under which terms</w:t>
       </w:r>
     </w:p>
     <w:p>
@@ -2180,7 +2335,13 @@
         </w:numPr>
       </w:pPr>
       <w:r>
-        <w:t xml:space="preserve">New York City roles: see prepza’s instructions for companies</w:t>
+        <w:t xml:space="preserve">New York City roles: bias audit summary published and notice given 10 business days before</w:t>
+      </w:r>
+      <w:r>
+        <w:t xml:space="preserve"> </w:t>
+      </w:r>
+      <w:r>
+        <w:t xml:space="preserve">use (see prepza’s instructions for companies)</w:t>
       </w:r>
     </w:p>
     <w:bookmarkEnd w:id="13"/>

--- a/frontend/public/documents/prepza-dpia-template.docx
+++ b/frontend/public/documents/prepza-dpia-template.docx
@@ -945,18 +945,6 @@
       </w:pPr>
       <w:r>
         <w:t xml:space="preserve">Sentry (error reports, without email addresses; EU).</w:t>
-      </w:r>
-    </w:p>
-    <w:p>
-      <w:pPr>
-        <w:pStyle w:val="Compact"/>
-        <w:numPr>
-          <w:ilvl w:val="0"/>
-          <w:numId w:val="1002"/>
-        </w:numPr>
-      </w:pPr>
-      <w:r>
-        <w:t xml:space="preserve">Upstash (short-lived counters for limits and live updates; EU, Belgium).</w:t>
       </w:r>
     </w:p>
     <w:p>

--- a/frontend/public/documents/prepza-dpia-template.docx
+++ b/frontend/public/documents/prepza-dpia-template.docx
@@ -945,6 +945,18 @@
       </w:pPr>
       <w:r>
         <w:t xml:space="preserve">Sentry (error reports, without email addresses; EU).</w:t>
+      </w:r>
+    </w:p>
+    <w:p>
+      <w:pPr>
+        <w:pStyle w:val="Compact"/>
+        <w:numPr>
+          <w:ilvl w:val="0"/>
+          <w:numId w:val="1002"/>
+        </w:numPr>
+      </w:pPr>
+      <w:r>
+        <w:t xml:space="preserve">Upstash (short-lived counters for limits and live updates; EU, Belgium).</w:t>
       </w:r>
     </w:p>
     <w:p>

--- a/frontend/public/documents/prepza-dpia-template.docx
+++ b/frontend/public/documents/prepza-dpia-template.docx
@@ -16,7 +16,7 @@
         <w:pStyle w:val="FirstParagraph"/>
       </w:pPr>
       <w:r>
-        <w:t xml:space="preserve">Version: 2026-10-14</w:t>
+        <w:t xml:space="preserve">Version: 2026-10-29</w:t>
       </w:r>
       <w:r>
         <w:br/>
@@ -945,6 +945,30 @@
       </w:pPr>
       <w:r>
         <w:t xml:space="preserve">Sentry (error reports, without email addresses; EU).</w:t>
+      </w:r>
+    </w:p>
+    <w:p>
+      <w:pPr>
+        <w:pStyle w:val="Compact"/>
+        <w:numPr>
+          <w:ilvl w:val="0"/>
+          <w:numId w:val="1002"/>
+        </w:numPr>
+      </w:pPr>
+      <w:r>
+        <w:t xml:space="preserve">Cloudflare (the</w:t>
+      </w:r>
+      <w:r>
+        <w:t xml:space="preserve"> </w:t>
+      </w:r>
+      <w:r>
+        <w:t xml:space="preserve">“I’m not a robot”</w:t>
+      </w:r>
+      <w:r>
+        <w:t xml:space="preserve"> </w:t>
+      </w:r>
+      <w:r>
+        <w:t xml:space="preserve">check, Turnstile, when a candidate starts through a job ad’s link: their browser’s signals and address, from which prepza keeps only whether it passed; Cloudflare, Inc., United States, under the EU-US Data Privacy Framework).</w:t>
       </w:r>
     </w:p>
     <w:p>

--- a/frontend/public/documents/prepza-dpia-template.docx
+++ b/frontend/public/documents/prepza-dpia-template.docx
@@ -16,7 +16,7 @@
         <w:pStyle w:val="FirstParagraph"/>
       </w:pPr>
       <w:r>
-        <w:t xml:space="preserve">Version: 2026-10-29</w:t>
+        <w:t xml:space="preserve">Version: 2026-11-01</w:t>
       </w:r>
       <w:r>
         <w:br/>
@@ -456,13 +456,25 @@
         </w:numPr>
       </w:pPr>
       <w:r>
-        <w:t xml:space="preserve">prepza marks each answer right or wrong against the question’s answer key and shows you a</w:t>
-      </w:r>
-      <w:r>
-        <w:t xml:space="preserve"> </w:t>
-      </w:r>
-      <w:r>
-        <w:t xml:space="preserve">percentage grade, green or red against the passing grade you set, ranked best first, with</w:t>
+        <w:t xml:space="preserve">prepza marks each answer against the question’s answer key (a question is worth one point; a</w:t>
+      </w:r>
+      <w:r>
+        <w:t xml:space="preserve"> </w:t>
+      </w:r>
+      <w:r>
+        <w:t xml:space="preserve">“select all that apply”</w:t>
+      </w:r>
+      <w:r>
+        <w:t xml:space="preserve"> </w:t>
+      </w:r>
+      <w:r>
+        <w:t xml:space="preserve">question, about 1 in 10, earns part of it for each right option ticked</w:t>
+      </w:r>
+      <w:r>
+        <w:t xml:space="preserve"> </w:t>
+      </w:r>
+      <w:r>
+        <w:t xml:space="preserve">and nothing with a wrong one) and shows you a grade, the percentage of points earned, green or red against the passing grade you set, ranked best first, with</w:t>
       </w:r>
       <w:r>
         <w:t xml:space="preserve"> </w:t>
@@ -624,7 +636,7 @@
               <w:pStyle w:val="Compact"/>
             </w:pPr>
             <w:r>
-              <w:t xml:space="preserve">Questions shown, answers, right/wrong, time per answer, timeouts, topic and overall grades, pass/fail against your passing grade, rank</w:t>
+              <w:t xml:space="preserve">Questions shown, answers (every option ticked), right/wrong or points, time per answer, timeouts, topic and overall grades, pass/fail against your passing grade, rank</w:t>
             </w:r>
           </w:p>
         </w:tc>
@@ -1131,7 +1143,7 @@
         <w:t xml:space="preserve"> </w:t>
       </w:r>
       <w:r>
-        <w:t xml:space="preserve">unless they turn it off, each change recorded in your audit log.</w:t>
+        <w:t xml:space="preserve">unless they turn it off, each change recorded in your action log.</w:t>
       </w:r>
       <w:r>
         <w:t xml:space="preserve"> </w:t>
@@ -1231,7 +1243,7 @@
         <w:t xml:space="preserve"> </w:t>
       </w:r>
       <w:r>
-        <w:t xml:space="preserve">generation records: 90 days. Your company’s audit log: 24 months. Assistant conversations: 90 days after the last message, and at once when your</w:t>
+        <w:t xml:space="preserve">generation records: 90 days. Your company’s action log: 12 months. Assistant conversations: 90 days after the last message, and at once when your</w:t>
       </w:r>
       <w:r>
         <w:t xml:space="preserve"> </w:t>
@@ -1978,7 +1990,7 @@
               <w:pStyle w:val="Compact"/>
             </w:pPr>
             <w:r>
-              <w:t xml:space="preserve">It answers only from the data its tools read, says the AI can be wrong, makes no decision, and asks before every action in the app; audit log marks results read through it</w:t>
+              <w:t xml:space="preserve">It answers only from the data its tools read, says the AI can be wrong, makes no decision, and asks before every action in the app; action log marks results read through it</w:t>
             </w:r>
           </w:p>
         </w:tc>
@@ -2021,7 +2033,7 @@
               <w:pStyle w:val="Compact"/>
             </w:pPr>
             <w:r>
-              <w:t xml:space="preserve">Only the member’s own access; your owners and admins can turn AI apps off for your company; no access to the in-app notifications; deleting an account or a company is impossible through an app; connections end when disconnected or unused for 90 days; your audit log marks what came through an app</w:t>
+              <w:t xml:space="preserve">Only the member’s own access; your owners and admins can turn AI apps off for your company; no access to the in-app notifications; deleting an account or a company is impossible through an app; connections end when disconnected or unused for 90 days; your action log marks what came through an app</w:t>
             </w:r>
           </w:p>
         </w:tc>
